--- a/archive/docx/框架.docx
+++ b/archive/docx/框架.docx
@@ -138,7 +138,7 @@
           <w:szCs w:val="21"/>
           <w:lang w:eastAsia="zh-CN"/>
         </w:rPr>
-        <w:t xml:space="preserve"> C c /k/（非音节首）</w:t>
+        <w:t xml:space="preserve"> C c /k/</w:t>
       </w:r>
       <w:r>
         <w:rPr>
